--- a/013_kinjal_practical3.docx
+++ b/013_kinjal_practical3.docx
@@ -336,6 +336,57 @@
                   </pic:nvPicPr>
                   <pic:blipFill>
                     <a:blip r:embed="rId9" cstate="print"/>
+                    <a:stretch>
+                      <a:fillRect/>
+                    </a:stretch>
+                  </pic:blipFill>
+                  <pic:spPr>
+                    <a:xfrm>
+                      <a:off x="0" y="0"/>
+                      <a:ext cx="5731510" cy="3223895"/>
+                    </a:xfrm>
+                    <a:prstGeom prst="rect">
+                      <a:avLst/>
+                    </a:prstGeom>
+                  </pic:spPr>
+                </pic:pic>
+              </a:graphicData>
+            </a:graphic>
+          </wp:inline>
+        </w:drawing>
+      </w:r>
+    </w:p>
+    <w:p>
+      <w:pPr>
+        <w:tabs>
+          <w:tab w:val="left" w:pos="2965"/>
+        </w:tabs>
+      </w:pPr>
+      <w:r>
+        <w:tab/>
+      </w:r>
+      <w:r>
+        <w:rPr>
+          <w:noProof/>
+          <w:lang w:val="en-US"/>
+        </w:rPr>
+        <w:drawing>
+          <wp:inline distT="0" distB="0" distL="0" distR="0">
+            <wp:extent cx="5731510" cy="3223895"/>
+            <wp:effectExtent l="19050" t="0" r="2540" b="0"/>
+            <wp:docPr id="12" name="Picture 11" descr="Screenshot 2026-05-09 130754.png"/>
+            <wp:cNvGraphicFramePr>
+              <a:graphicFrameLocks xmlns:a="http://schemas.openxmlformats.org/drawingml/2006/main" noChangeAspect="1"/>
+            </wp:cNvGraphicFramePr>
+            <a:graphic xmlns:a="http://schemas.openxmlformats.org/drawingml/2006/main">
+              <a:graphicData uri="http://schemas.openxmlformats.org/drawingml/2006/picture">
+                <pic:pic xmlns:pic="http://schemas.openxmlformats.org/drawingml/2006/picture">
+                  <pic:nvPicPr>
+                    <pic:cNvPr id="0" name="Screenshot 2026-05-09 130754.png"/>
+                    <pic:cNvPicPr/>
+                  </pic:nvPicPr>
+                  <pic:blipFill>
+                    <a:blip r:embed="rId10"/>
                     <a:stretch>
                       <a:fillRect/>
                     </a:stretch>
